--- a/docs/legal/01-Aviso-de-Privacidad-Integral-GeminisLabs-MX.docx
+++ b/docs/legal/01-Aviso-de-Privacidad-Integral-GeminisLabs-MX.docx
@@ -800,7 +800,7 @@
         <w:pStyle w:val="Heading2"/>
       </w:pPr>
       <w:r>
-        <w:t>3. Doble carácter: responsable y encargado</w:t>
+        <w:t>3. Quién es responsable de qué</w:t>
       </w:r>
     </w:p>
     <w:p>
@@ -808,31 +808,47 @@
         <w:rPr>
           <w:b w:val="0"/>
         </w:rPr>
-        <w:t xml:space="preserve">Los servicios de Geminis Labs se contratan mayoritariamente por personas morales o físicas con actividad empresarial (el </w:t>
+        <w:t xml:space="preserve">Geminis Labs presta sus servicios a perfiles muy distintos: empresas que gestionan flotas, personas y familias que monitorean sus propios vehículos, y terceros que integran o revenden la tecnología bajo su propia marca. </w:t>
       </w:r>
       <w:r>
         <w:rPr>
           <w:b/>
         </w:rPr>
+        <w:t>La calidad jurídica con la que interviene Geminis Labs cambia según el caso</w:t>
+      </w:r>
+      <w:r>
+        <w:rPr>
+          <w:b w:val="0"/>
+        </w:rPr>
+        <w:t>, y de ella depende quién responde ante el titular de los datos.</w:t>
+      </w:r>
+    </w:p>
+    <w:p>
+      <w:pPr>
+        <w:pStyle w:val="Heading3"/>
+      </w:pPr>
+      <w:r>
+        <w:t>A · Contratación por una empresa u organización</w:t>
+      </w:r>
+    </w:p>
+    <w:p>
+      <w:r>
+        <w:rPr>
+          <w:b w:val="0"/>
+        </w:rPr>
+        <w:t xml:space="preserve">Cuando quien contrata es una persona moral o física con actividad empresarial (el </w:t>
+      </w:r>
+      <w:r>
+        <w:rPr>
+          <w:b/>
+        </w:rPr>
         <w:t>«Cliente»</w:t>
       </w:r>
       <w:r>
         <w:rPr>
           <w:b w:val="0"/>
         </w:rPr>
-        <w:t xml:space="preserve">) para tratar información propia. Esto determina que Geminis Labs intervenga bajo </w:t>
-      </w:r>
-      <w:r>
-        <w:rPr>
-          <w:b/>
-        </w:rPr>
-        <w:t>dos calidades jurídicas distintas</w:t>
-      </w:r>
-      <w:r>
-        <w:rPr>
-          <w:b w:val="0"/>
-        </w:rPr>
-        <w:t>, cuya diferenciación es esencial para la correcta lectura de este Aviso.</w:t>
+        <w:t>) que monitorea unidades afectas a su actividad:</w:t>
       </w:r>
     </w:p>
     <w:tbl>
@@ -963,20 +979,7 @@
                 <w:b w:val="0"/>
                 <w:sz w:val="17"/>
               </w:rPr>
-              <w:t xml:space="preserve">Geminis Labs decide sobre el tratamiento y responde directamente ante el titular. </w:t>
-            </w:r>
-            <w:r>
-              <w:rPr>
-                <w:b/>
-                <w:sz w:val="17"/>
-              </w:rPr>
-              <w:t>Es respecto de estos datos que se emite este Aviso.</w:t>
-            </w:r>
-            <w:r>
-              <w:rPr>
-                <w:b w:val="0"/>
-                <w:sz w:val="17"/>
-              </w:rPr>
+              <w:t>Geminis Labs decide sobre el tratamiento y responde directamente ante el titular.</w:t>
             </w:r>
           </w:p>
         </w:tc>
@@ -1028,7 +1031,7 @@
                 <w:b w:val="0"/>
                 <w:sz w:val="17"/>
               </w:rPr>
-              <w:t>Datos que el Cliente incorpora o genera a través de los servicios: geolocalización y telemetría de unidades, identificación de vehículos y conductores, y demás contenido cargado por el Cliente.</w:t>
+              <w:t>Datos que el Cliente incorpora o genera: geolocalización y telemetría de unidades, identificación de vehículos y conductores, y demás contenido cargado por el Cliente.</w:t>
             </w:r>
           </w:p>
         </w:tc>
@@ -1071,6 +1074,131 @@
       <w:pPr>
         <w:spacing w:after="80"/>
       </w:pPr>
+    </w:p>
+    <w:p>
+      <w:pPr>
+        <w:pStyle w:val="Heading3"/>
+      </w:pPr>
+      <w:r>
+        <w:t>B · Contratación por una persona física para uso personal o familiar</w:t>
+      </w:r>
+    </w:p>
+    <w:p>
+      <w:r>
+        <w:rPr>
+          <w:b w:val="0"/>
+        </w:rPr>
+        <w:t xml:space="preserve">Cuando una persona contrata el servicio para monitorear vehículos propios, con fines exclusivamente personales o domésticos y ajenos a cualquier actividad empresarial, </w:t>
+      </w:r>
+      <w:r>
+        <w:rPr>
+          <w:b/>
+        </w:rPr>
+        <w:t>Geminis Labs actúa como responsable respecto de la totalidad del tratamiento</w:t>
+      </w:r>
+      <w:r>
+        <w:rPr>
+          <w:b w:val="0"/>
+        </w:rPr>
+        <w:t>, incluida la geolocalización de los vehículos.</w:t>
+      </w:r>
+    </w:p>
+    <w:p>
+      <w:r>
+        <w:rPr>
+          <w:b w:val="0"/>
+        </w:rPr>
+        <w:t xml:space="preserve">Se hace constar que la normativa mexicana </w:t>
+      </w:r>
+      <w:r>
+        <w:rPr>
+          <w:b/>
+        </w:rPr>
+        <w:t>no resulta aplicable a las personas físicas que tratan datos personales para uso exclusivamente personal</w:t>
+      </w:r>
+      <w:r>
+        <w:rPr>
+          <w:b w:val="0"/>
+        </w:rPr>
+        <w:t>. En consecuencia, en este supuesto no se traslada a quien contrata ninguna de las obligaciones previstas para el responsable: las asume Geminis Labs.</w:t>
+      </w:r>
+    </w:p>
+    <w:p>
+      <w:r>
+        <w:rPr>
+          <w:b w:val="0"/>
+        </w:rPr>
+      </w:r>
+      <w:r>
+        <w:rPr>
+          <w:b/>
+        </w:rPr>
+        <w:t>Quien contrate en este supuesto debe tener presente</w:t>
+      </w:r>
+      <w:r>
+        <w:rPr>
+          <w:b w:val="0"/>
+        </w:rPr>
+        <w:t xml:space="preserve"> que si permite conducir el vehículo a otras personas, el sistema registrará igualmente sus desplazamientos. Geminis Labs recomienda informarles de la existencia del dispositivo.</w:t>
+      </w:r>
+    </w:p>
+    <w:p>
+      <w:pPr>
+        <w:pStyle w:val="Heading3"/>
+      </w:pPr>
+      <w:r>
+        <w:t>C · Integradores, distribuidores y plataformas de marca blanca</w:t>
+      </w:r>
+    </w:p>
+    <w:p>
+      <w:r>
+        <w:rPr>
+          <w:b w:val="0"/>
+        </w:rPr>
+        <w:t xml:space="preserve">Cuando un tercero integra, revende o personaliza la plataforma para prestar servicio a sus propios clientes (el </w:t>
+      </w:r>
+      <w:r>
+        <w:rPr>
+          <w:b/>
+        </w:rPr>
+        <w:t>«Partner»</w:t>
+      </w:r>
+      <w:r>
+        <w:rPr>
+          <w:b w:val="0"/>
+        </w:rPr>
+        <w:t xml:space="preserve">), </w:t>
+      </w:r>
+      <w:r>
+        <w:rPr>
+          <w:b/>
+        </w:rPr>
+        <w:t>el Partner actúa como responsable frente a sus clientes finales</w:t>
+      </w:r>
+      <w:r>
+        <w:rPr>
+          <w:b w:val="0"/>
+        </w:rPr>
+        <w:t xml:space="preserve"> y Geminis Labs como encargado suyo. Corresponde al Partner informar a los titulares y recabar el consentimiento exigible, y la relación se formaliza mediante el convenio de tratamiento de datos correspondiente.</w:t>
+      </w:r>
+    </w:p>
+    <w:p>
+      <w:r>
+        <w:rPr>
+          <w:b w:val="0"/>
+        </w:rPr>
+      </w:r>
+      <w:r>
+        <w:rPr>
+          <w:b/>
+        </w:rPr>
+        <w:t>[NOTA: Confirmar con el asesor legal si los términos de uso constituyen un contrato de adhesión sujeto a registro ante la Procuraduría Federal del Consumidor, dado que el servicio se ofrece también a consumidores finales.]</w:t>
+      </w:r>
+      <w:r>
+        <w:rPr>
+          <w:b w:val="0"/>
+        </w:rPr>
+      </w:r>
     </w:p>
     <w:p>
       <w:pPr>
@@ -1371,7 +1499,20 @@
                 <w:b w:val="0"/>
                 <w:sz w:val="17"/>
               </w:rPr>
-              <w:t>Contraseña resguardada mediante funciones criptográficas de derivación; tokens de sesión y de renovación; marcas de expiración; registros de inicio y cierre de sesión.</w:t>
+              <w:t xml:space="preserve">Identificador de usuario en el proveedor de identidades; tokens de sesión, de identidad y de renovación; marcas de expiración; registros de inicio y cierre de sesión. </w:t>
+            </w:r>
+            <w:r>
+              <w:rPr>
+                <w:b/>
+                <w:sz w:val="17"/>
+              </w:rPr>
+              <w:t>La contraseña se gestiona directamente por el proveedor de identidades y Geminis Labs no la conoce ni la almacena.</w:t>
+            </w:r>
+            <w:r>
+              <w:rPr>
+                <w:b w:val="0"/>
+                <w:sz w:val="17"/>
+              </w:rPr>
             </w:r>
           </w:p>
         </w:tc>
@@ -2385,13 +2526,14 @@
                 <w:b/>
                 <w:sz w:val="17"/>
               </w:rPr>
-              <w:t>Amazon Simple Email Service</w:t>
+              <w:t>Amazon Cognito</w:t>
             </w:r>
             <w:r>
               <w:rPr>
                 <w:b w:val="0"/>
                 <w:sz w:val="17"/>
               </w:rPr>
+              <w:t xml:space="preserve"> (Amazon Web Services, Inc.)</w:t>
             </w:r>
           </w:p>
         </w:tc>
@@ -2410,7 +2552,7 @@
                 <w:b w:val="0"/>
                 <w:sz w:val="17"/>
               </w:rPr>
-              <w:t>Correos de verificación, recuperación de contraseña y notificaciones del servicio.</w:t>
+              <w:t>Gestión de identidades: alta de usuarios, autenticación, recuperación de contraseña y emisión de los tokens de sesión.</w:t>
             </w:r>
           </w:p>
         </w:tc>
@@ -2430,6 +2572,146 @@
                 <w:sz w:val="17"/>
               </w:rPr>
               <w:t>EE. UU. — región us-east-1</w:t>
+            </w:r>
+          </w:p>
+        </w:tc>
+      </w:tr>
+      <w:tr>
+        <w:tc>
+          <w:tcPr>
+            <w:tcW w:type="dxa" w:w="2835"/>
+          </w:tcPr>
+          <w:p>
+            <w:pPr>
+              <w:spacing w:after="40"/>
+            </w:pPr>
+            <w:r/>
+            <w:r>
+              <w:rPr>
+                <w:b w:val="0"/>
+                <w:sz w:val="17"/>
+              </w:rPr>
+            </w:r>
+            <w:r>
+              <w:rPr>
+                <w:b/>
+                <w:sz w:val="17"/>
+              </w:rPr>
+              <w:t>Amazon Simple Email Service</w:t>
+            </w:r>
+            <w:r>
+              <w:rPr>
+                <w:b w:val="0"/>
+                <w:sz w:val="17"/>
+              </w:rPr>
+            </w:r>
+          </w:p>
+        </w:tc>
+        <w:tc>
+          <w:tcPr>
+            <w:tcW w:type="dxa" w:w="3742"/>
+          </w:tcPr>
+          <w:p>
+            <w:pPr>
+              <w:spacing w:after="40"/>
+            </w:pPr>
+            <w:r/>
+            <w:r>
+              <w:rPr>
+                <w:b w:val="0"/>
+                <w:sz w:val="17"/>
+              </w:rPr>
+              <w:t>Correos de verificación, recuperación de contraseña y notificaciones del servicio.</w:t>
+            </w:r>
+          </w:p>
+        </w:tc>
+        <w:tc>
+          <w:tcPr>
+            <w:tcW w:type="dxa" w:w="2494"/>
+          </w:tcPr>
+          <w:p>
+            <w:pPr>
+              <w:spacing w:after="40"/>
+            </w:pPr>
+            <w:r/>
+            <w:r>
+              <w:rPr>
+                <w:b w:val="0"/>
+                <w:sz w:val="17"/>
+              </w:rPr>
+              <w:t>EE. UU. — región us-east-1</w:t>
+            </w:r>
+          </w:p>
+        </w:tc>
+      </w:tr>
+      <w:tr>
+        <w:tc>
+          <w:tcPr>
+            <w:tcW w:type="dxa" w:w="2835"/>
+            <w:shd w:val="clear" w:fill="F2F5F9"/>
+          </w:tcPr>
+          <w:p>
+            <w:pPr>
+              <w:spacing w:after="40"/>
+            </w:pPr>
+            <w:r/>
+            <w:r>
+              <w:rPr>
+                <w:b w:val="0"/>
+                <w:sz w:val="17"/>
+              </w:rPr>
+            </w:r>
+            <w:r>
+              <w:rPr>
+                <w:b/>
+                <w:sz w:val="17"/>
+              </w:rPr>
+              <w:t>KORE Wireless, Inc.</w:t>
+            </w:r>
+            <w:r>
+              <w:rPr>
+                <w:b w:val="0"/>
+                <w:sz w:val="17"/>
+              </w:rPr>
+              <w:t xml:space="preserve"> (SuperSIM)</w:t>
+            </w:r>
+          </w:p>
+        </w:tc>
+        <w:tc>
+          <w:tcPr>
+            <w:tcW w:type="dxa" w:w="3742"/>
+            <w:shd w:val="clear" w:fill="F2F5F9"/>
+          </w:tcPr>
+          <w:p>
+            <w:pPr>
+              <w:spacing w:after="40"/>
+            </w:pPr>
+            <w:r/>
+            <w:r>
+              <w:rPr>
+                <w:b w:val="0"/>
+                <w:sz w:val="17"/>
+              </w:rPr>
+              <w:t>Conectividad celular de los dispositivos telemáticos y envío de comandos por SMS a las unidades.</w:t>
+            </w:r>
+          </w:p>
+        </w:tc>
+        <w:tc>
+          <w:tcPr>
+            <w:tcW w:type="dxa" w:w="2494"/>
+            <w:shd w:val="clear" w:fill="F2F5F9"/>
+          </w:tcPr>
+          <w:p>
+            <w:pPr>
+              <w:spacing w:after="40"/>
+            </w:pPr>
+            <w:r/>
+            <w:r>
+              <w:rPr>
+                <w:b w:val="0"/>
+                <w:sz w:val="17"/>
+              </w:rPr>
+              <w:t>EE. UU. y operadores móviles que agrega</w:t>
             </w:r>
           </w:p>
         </w:tc>
@@ -2741,6 +3023,38 @@
       </w:r>
     </w:p>
     <w:p>
+      <w:r>
+        <w:rPr>
+          <w:b w:val="0"/>
+        </w:rPr>
+        <w:t xml:space="preserve">La transmisión de los datos entre los dispositivos instalados en las unidades y las plataformas se realiza a través de </w:t>
+      </w:r>
+      <w:r>
+        <w:rPr>
+          <w:b/>
+        </w:rPr>
+        <w:t>redes de telecomunicaciones móviles</w:t>
+      </w:r>
+      <w:r>
+        <w:rPr>
+          <w:b w:val="0"/>
+        </w:rPr>
+        <w:t xml:space="preserve">, gestionadas mediante el proveedor de conectividad señalado y los operadores de red que este agrega. Dichos operadores intervienen como </w:t>
+      </w:r>
+      <w:r>
+        <w:rPr>
+          <w:b/>
+        </w:rPr>
+        <w:t>transportistas de la comunicación</w:t>
+      </w:r>
+      <w:r>
+        <w:rPr>
+          <w:b w:val="0"/>
+        </w:rPr>
+        <w:t xml:space="preserve"> y no acceden a la información tratada en la Plataforma.</w:t>
+      </w:r>
+    </w:p>
+    <w:p>
       <w:pPr>
         <w:pStyle w:val="Heading3"/>
       </w:pPr>
@@ -3657,13 +3971,13 @@
         <w:rPr>
           <w:b/>
         </w:rPr>
-        <w:t>Resguardo de contraseñas</w:t>
+        <w:t>Autenticación delegada en un proveedor especializado de gestión de identidades</w:t>
       </w:r>
       <w:r>
         <w:rPr>
           <w:b w:val="0"/>
         </w:rPr>
-        <w:t xml:space="preserve"> mediante funciones criptográficas de derivación, sin almacenamiento en claro.</w:t>
+        <w:t xml:space="preserve"> (Amazon Cognito): Geminis Labs no administra, no conoce ni almacena las contraseñas de los usuarios.</w:t>
       </w:r>
     </w:p>
     <w:p>
@@ -4686,12 +5000,23 @@
         <w:rPr>
           <w:b w:val="0"/>
         </w:rPr>
-        <w:t xml:space="preserve">Los servicios de Geminis Labs son de uso profesional y están dirigidos a personas mayores de edad con capacidad jurídica para contratar. </w:t>
       </w:r>
       <w:r>
         <w:rPr>
           <w:b/>
         </w:rPr>
+        <w:t>La contratación de los servicios está reservada a personas mayores de edad</w:t>
+      </w:r>
+      <w:r>
+        <w:rPr>
+          <w:b w:val="0"/>
+        </w:rPr>
+        <w:t xml:space="preserve"> con capacidad jurídica para obligarse, tanto en el ámbito empresarial como en el personal o familiar. </w:t>
+      </w:r>
+      <w:r>
+        <w:rPr>
+          <w:b/>
+        </w:rPr>
         <w:t>No se recaban de forma consciente datos de menores de edad</w:t>
       </w:r>
       <w:r>
@@ -4699,6 +5024,14 @@
           <w:b w:val="0"/>
         </w:rPr>
         <w:t>, salvo en el supuesto expresamente previsto en el Anexo B para las fichas de Signum creadas por quien ejerce la patria potestad o la tutela. Detectado un registro indebido, se procederá a su supresión inmediata.</w:t>
+      </w:r>
+    </w:p>
+    <w:p>
+      <w:r>
+        <w:rPr>
+          <w:b w:val="0"/>
+        </w:rPr>
+        <w:t>Cuando un vehículo monitoreado en el ámbito familiar sea conducido por una persona menor de edad, corresponde a quien ejerce la patria potestad o la tutela informarle de la existencia del dispositivo de localización.</w:t>
       </w:r>
     </w:p>
     <w:p>
